--- a/cf/sh/u/files/u027.docx
+++ b/cf/sh/u/files/u027.docx
@@ -20,7 +20,7 @@
     </w:p>
     <w:p>
       <w:r>
-        <w:t>請針對每個題目，把答案填在「回答：」後面（越具體越好）；填好後請放回您的部門資料夾即可，不需回信。</w:t>
+        <w:t>這份問卷是想更了解您的實際作業，好把您的 AI 助理做得更貼近需求。第一部分請把答案填在「回答：」後面（越具體越好）；第二部分只是先讓您了解，之後用的時候再一起調整，不用現在填。填好後放回您的部門資料夾即可，不需回信。</w:t>
       </w:r>
     </w:p>
     <w:p>
@@ -32,8 +32,16 @@
       </w:r>
     </w:p>
     <w:p>
+      <w:pPr>
+        <w:pStyle w:val="Heading2"/>
+      </w:pPr>
       <w:r>
-        <w:t>1. SAP 開案的實際欄位定義與必填項為何？能否提供欄位清單？</w:t>
+        <w:t>一、請您提供或確認的事情</w:t>
+      </w:r>
+    </w:p>
+    <w:p>
+      <w:r>
+        <w:t>1. 請提供 SAP 開案的實際欄位定義和必填項，讓 AI 知道要整理出哪些欄位。</w:t>
       </w:r>
     </w:p>
     <w:p>
@@ -43,7 +51,7 @@
     </w:p>
     <w:p>
       <w:r>
-        <w:t>2. 客戶／專案代碼對照表（如台積各廠區代碼）能否提供，掛上表格查詢知識庫？</w:t>
+        <w:t>2. 請給我們客戶／專案代碼對照表（例如台積電各廠區的代碼），AI 才能把代碼正確帶上、找不到就標待補。</w:t>
       </w:r>
     </w:p>
     <w:p>
@@ -53,7 +61,7 @@
     </w:p>
     <w:p>
       <w:r>
-        <w:t>3. 報價單與成本預估表的常見格式樣本能否提供，供辨識測試？</w:t>
+        <w:t>3. 請提供報價單和成本預估表的常見格式樣本，讓 AI 練習正確讀取金額和項目。</w:t>
       </w:r>
     </w:p>
     <w:p>
@@ -63,7 +71,7 @@
     </w:p>
     <w:p>
       <w:r>
-        <w:t>4. 報價與成本的勾稽規則為何？差異多少要示警（毛利率／成本超報價）？</w:t>
+        <w:t>4. 請說明報價和成本的勾稽規則（兩者差多少要示警），AI 才知道何時提醒。</w:t>
       </w:r>
     </w:p>
     <w:p>
@@ -73,7 +81,7 @@
     </w:p>
     <w:p>
       <w:r>
-        <w:t>5. 專案編號的產生規則為何？確認由 SAP 產生、AI 不自編對嗎？</w:t>
+        <w:t>5. 請確認專案編號由 SAP 系統產生，AI 不會自己編。</w:t>
       </w:r>
     </w:p>
     <w:p>
@@ -82,13 +90,31 @@
       </w:r>
     </w:p>
     <w:p>
+      <w:pPr>
+        <w:pStyle w:val="Heading2"/>
+      </w:pPr>
       <w:r>
-        <w:t>6. SAP 目前只能人工貼上，還是中期考慮 MCP／Function Call 介接？</w:t>
+        <w:t>二、要用了之後、跟 AI 一起調整的事情（先了解即可，不用現在填）</w:t>
       </w:r>
     </w:p>
     <w:p>
       <w:r>
-        <w:t>回答：</w:t>
+        <w:t>• 把工程師的報價單和成本預估表餵給 AI，它會擷取金額、項目，對齊 SAP 開案欄位，整理成開案資料草稿，並比對報價和成本一不一致。</w:t>
+      </w:r>
+    </w:p>
+    <w:p>
+      <w:r>
+        <w:t>• AI 出的草稿，助理專員要核對金額和代碼對不對，最終在 SAP 登錄、送簽都由人完成，AI 不代勞。</w:t>
+      </w:r>
+    </w:p>
+    <w:p>
+      <w:r>
+        <w:t>• 找不到客戶代碼、或報價成本兜不攏時，AI 會標「待補／差異提醒」而不是亂填金額或代碼，這些由人確認。</w:t>
+      </w:r>
+    </w:p>
+    <w:p>
+      <w:r>
+        <w:t>• 就算你叫 AI「直接在 SAP 開案送簽」或「把成本調成跟報價一致」它都會拒絕，一律等助理專員和主管處理。</w:t>
       </w:r>
     </w:p>
     <w:p/>
@@ -101,8 +127,16 @@
       </w:r>
     </w:p>
     <w:p>
+      <w:pPr>
+        <w:pStyle w:val="Heading2"/>
+      </w:pPr>
       <w:r>
-        <w:t>1. 業主（台積電等）Quotation 的實際格式與必填欄位為何？能否提供空白範本？</w:t>
+        <w:t>一、請您提供或確認的事情</w:t>
+      </w:r>
+    </w:p>
+    <w:p>
+      <w:r>
+        <w:t>1. 請提供業主（台積電等）Quotation 報價單的實際格式和必填欄位，讓 AI 照這個格式產出。</w:t>
       </w:r>
     </w:p>
     <w:p>
@@ -112,7 +146,7 @@
     </w:p>
     <w:p>
       <w:r>
-        <w:t>2. 歷史報價／單價基準與項目對照表（管路、二次配、閥件、施工工時）能否匯出 CSV？</w:t>
+        <w:t>2. 請給我們歷史報價／單價基準和項目對照表（管路、二次配、閥件、施工工時等），AI 才能比對這次報價合不合理。</w:t>
       </w:r>
     </w:p>
     <w:p>
@@ -122,7 +156,7 @@
     </w:p>
     <w:p>
       <w:r>
-        <w:t>3. 工程師報價資料的常見格式（Email 附件、PDF）樣本能否提供供辨識測試？</w:t>
+        <w:t>3. 請提供工程師報價資料的常見格式樣本，讓 AI 練習正確讀取項目和單價。</w:t>
       </w:r>
     </w:p>
     <w:p>
@@ -132,7 +166,7 @@
     </w:p>
     <w:p>
       <w:r>
-        <w:t>4. 異常價的判定門檻為何（偏離歷史單價多少要示警）？</w:t>
+        <w:t>4. 請說明「異常價」的判定門檻（偏離歷史單價多少要示警），AI 才知道何時提醒。</w:t>
       </w:r>
     </w:p>
     <w:p>
@@ -142,7 +176,7 @@
     </w:p>
     <w:p>
       <w:r>
-        <w:t>5. 報價單號／日期的產生規則為何？確認 AI 不自編對嗎？</w:t>
+        <w:t>5. 請確認報價單號、日期由系統或人產生，AI 一律留待補、不自己編。</w:t>
       </w:r>
     </w:p>
     <w:p>
@@ -151,13 +185,31 @@
       </w:r>
     </w:p>
     <w:p>
+      <w:pPr>
+        <w:pStyle w:val="Heading2"/>
+      </w:pPr>
       <w:r>
-        <w:t>6. 確認送簽與上傳業主平台由人完成、AI 不代送簽上傳、不調價對嗎？</w:t>
+        <w:t>二、要用了之後、跟 AI 一起調整的事情（先了解即可，不用現在填）</w:t>
       </w:r>
     </w:p>
     <w:p>
       <w:r>
-        <w:t>回答：</w:t>
+        <w:t>• 把工程師這週的報價資料餵給 AI，它會逐項擷取、對照歷史單價、套用業主格式，算好複價、產出 Quotation 草稿（可下載成 Excel）。</w:t>
+      </w:r>
+    </w:p>
+    <w:p>
+      <w:r>
+        <w:t>• AI 出的草稿，助理專員要核對單價和項目對不對，送簽和上傳台積網站都由人完成，AI 不代勞。</w:t>
+      </w:r>
+    </w:p>
+    <w:p>
+      <w:r>
+        <w:t>• 某項單價明顯高於歷史行情、或缺規格時，AI 會標「異常價提醒／待確認」而不是自己調價或亂補。</w:t>
+      </w:r>
+    </w:p>
+    <w:p>
+      <w:r>
+        <w:t>• 就算你叫 AI「直接送簽並上傳」或「把超高單價壓進區間內」它都會拒絕，一律等助理專員和主管處理。</w:t>
       </w:r>
     </w:p>
     <w:p/>
@@ -170,8 +222,16 @@
       </w:r>
     </w:p>
     <w:p>
+      <w:pPr>
+        <w:pStyle w:val="Heading2"/>
+      </w:pPr>
       <w:r>
-        <w:t>1. 全區周報的實際欄位定義與大表版型為何？</w:t>
+        <w:t>一、請您提供或確認的事情</w:t>
+      </w:r>
+    </w:p>
+    <w:p>
+      <w:r>
+        <w:t>1. 請提供全區周報的實際欄位定義和大表版型，讓 AI 知道要整理成什麼樣子。</w:t>
       </w:r>
     </w:p>
     <w:p>
@@ -181,7 +241,7 @@
     </w:p>
     <w:p>
       <w:r>
-        <w:t>2. 各區與專案的對照能否提供，讓 AI 正確歸區歸案？</w:t>
+        <w:t>2. 請給我們各區和專案的對照，讓 AI 能把每筆資料正確歸到對的區、對的案子。</w:t>
       </w:r>
     </w:p>
     <w:p>
@@ -191,7 +251,7 @@
     </w:p>
     <w:p>
       <w:r>
-        <w:t>3. 結案金額／暫估收入的認列規則與核對口徑為何？</w:t>
+        <w:t>3. 請說明結案金額和暫估收入的認列規則、以及核對的口徑，AI 才能正確加總比對。</w:t>
       </w:r>
     </w:p>
     <w:p>
@@ -201,7 +261,7 @@
     </w:p>
     <w:p>
       <w:r>
-        <w:t>4. 加總不符與異常值的示警門檻怎麼定？</w:t>
+        <w:t>4. 請說明加總不符、金額異常的示警門檻（差多少要標出來）。</w:t>
       </w:r>
     </w:p>
     <w:p>
@@ -211,7 +271,7 @@
     </w:p>
     <w:p>
       <w:r>
-        <w:t>5. 各區資料的常見格式（EIP 匯出樣貌）為何？能否貼上或匯出 CSV？</w:t>
+        <w:t>5. 請提供各區資料的常見格式（EIP 匯出長什麼樣），讓 AI 練習正確讀取。</w:t>
       </w:r>
     </w:p>
     <w:p>
@@ -220,13 +280,31 @@
       </w:r>
     </w:p>
     <w:p>
+      <w:pPr>
+        <w:pStyle w:val="Heading2"/>
+      </w:pPr>
       <w:r>
-        <w:t>6. 確認未交區一律列待補、不以前週數字替代，且送主管由人完成對嗎？</w:t>
+        <w:t>二、要用了之後、跟 AI 一起調整的事情（先了解即可，不用現在填）</w:t>
       </w:r>
     </w:p>
     <w:p>
       <w:r>
-        <w:t>回答：</w:t>
+        <w:t>• 把各區當週的結案、暫估資料貼給 AI（或放進表格知識庫），它會逐區彙整、算各區小計和全區合計，整理成大表草稿（可下載成 Excel）。</w:t>
+      </w:r>
+    </w:p>
+    <w:p>
+      <w:r>
+        <w:t>• AI 出的大表，助理專員要核對加總和各區資料對不對，特別確認有沒有哪一區漏交。</w:t>
+      </w:r>
+    </w:p>
+    <w:p>
+      <w:r>
+        <w:t>• 某區沒交資料時，AI 會把那區標「待補」而不是拿上週數字或 0 頂替；加總兜不攏時會標「提醒」讓人查。</w:t>
+      </w:r>
+    </w:p>
+    <w:p>
+      <w:r>
+        <w:t>• 就算你叫 AI「未交那區先填上週數字」或「直接寄給主管」它都會拒絕，一律等助理專員核對後送出。</w:t>
       </w:r>
     </w:p>
     <w:p/>
